--- a/docs/RESPONSE_TO_REVIEWERS.docx
+++ b/docs/RESPONSE_TO_REVIEWERS.docx
@@ -487,6 +487,75 @@
       </w:r>
       <w:r>
         <w:t xml:space="preserve">responsibility for them.</w:t>
+      </w:r>
+    </w:p>
+    <w:p>
+      <w:pPr>
+        <w:pStyle w:val="BodyText"/>
+      </w:pPr>
+      <w:r>
+        <w:rPr>
+          <w:b/>
+          <w:bCs/>
+        </w:rPr>
+        <w:t xml:space="preserve">A note on the revised file.</w:t>
+      </w:r>
+      <w:r>
+        <w:t xml:space="preserve"> </w:t>
+      </w:r>
+      <w:r>
+        <w:t xml:space="preserve">Because the solver, the analysis and every number were rebuilt, a</w:t>
+      </w:r>
+      <w:r>
+        <w:t xml:space="preserve"> </w:t>
+      </w:r>
+      <w:r>
+        <w:t xml:space="preserve">tracked-changes file against the submitted version would mark almost every line and would not help</w:t>
+      </w:r>
+      <w:r>
+        <w:t xml:space="preserve"> </w:t>
+      </w:r>
+      <w:r>
+        <w:t xml:space="preserve">the reviewers see what changed. A clean manuscript is therefore provided, and this letter is the</w:t>
+      </w:r>
+      <w:r>
+        <w:t xml:space="preserve"> </w:t>
+      </w:r>
+      <w:r>
+        <w:t xml:space="preserve">record of the changes: each reply names the section, figure or table where the change can be</w:t>
+      </w:r>
+      <w:r>
+        <w:t xml:space="preserve"> </w:t>
+      </w:r>
+      <w:r>
+        <w:t xml:space="preserve">checked, and</w:t>
+      </w:r>
+      <w:r>
+        <w:t xml:space="preserve"> </w:t>
+      </w:r>
+      <w:r>
+        <w:rPr>
+          <w:rStyle w:val="VerbatimChar"/>
+        </w:rPr>
+        <w:t xml:space="preserve">docs/MANIFEST.md</w:t>
+      </w:r>
+      <w:r>
+        <w:t xml:space="preserve"> </w:t>
+      </w:r>
+      <w:r>
+        <w:t xml:space="preserve">in the repository links every figure, table and quoted number to the</w:t>
+      </w:r>
+      <w:r>
+        <w:t xml:space="preserve"> </w:t>
+      </w:r>
+      <w:r>
+        <w:t xml:space="preserve">script and raw output behind it. A tracked-changes version can of course be supplied if the editor</w:t>
+      </w:r>
+      <w:r>
+        <w:t xml:space="preserve"> </w:t>
+      </w:r>
+      <w:r>
+        <w:t xml:space="preserve">would like one.</w:t>
       </w:r>
     </w:p>
     <w:p>
